--- a/document_templates/russian_library/Исковые_заявления/Трудовые_споры/шаблон_Исковое_заявление_о_снятии_дисциплинарного_взыскания.docx
+++ b/document_templates/russian_library/Исковые_заявления/Трудовые_споры/шаблон_Исковое_заявление_о_снятии_дисциплинарного_взыскания.docx
@@ -28,7 +28,7 @@
           <w:szCs w:val="24"/>
           <w:lang w:val="en-US"/>
         </w:rPr>
-        <w:t xml:space="preserve">{{ w_t_w_r_w_prooferr_w_type_spellstart_w_r_w_rsidr_0080695f_w_rpr_w_rfonts_w_ascii_times_new_roman_w_hansi_times_new_roman_w_cs_times_new_roman_w_sz_w_val_24_w_szcs_w_val_24_w_lang_w_val_en_us_w_rpr_w_t_court_name_w_t_w_r_w_prooferr_w_type_spellend_w_r_w_rsidr_0080695f_w_rpr_w_rfonts_w_ascii_times_new_roman_w_hansi_times_new_roman_w_cs_times_new_roman_w_sz_w_val_24_w_szcs_w_val_24_w_lang_w_val_en_us_w_rpr_w_t_xml_space_preserve }}</w:t>
+        <w:t xml:space="preserve">{{ court_name }}</w:t>
       </w:r>
     </w:p>
     <w:p>
@@ -42,15 +42,14 @@
           <w:lang w:val="en-US"/>
         </w:rPr>
       </w:pPr>
-      <w:proofErr w:type="gramStart"/>
-      <w:r>
-        <w:rPr>
-          <w:rFonts w:ascii="Times New Roman" w:hAnsi="Times New Roman" w:cs="Times New Roman"/>
-          <w:sz w:val="24"/>
-          <w:szCs w:val="24"/>
-          <w:lang w:val="en-US"/>
-        </w:rPr>
-        <w:t xml:space="preserve">{{ w_t_w_r_w_prooferr_w_type_spellstart_w_r_w_rpr_w_rfonts_w_ascii_times_new_roman_w_hansi_times_new_roman_w_cs_times_new_roman_w_sz_w_val_24_w_szcs_w_val_24_w_lang_w_val_en_us_w_rpr_w_t_court_w_t_w_r_w_prooferr_w_type_gramend_w_r_w_rsidrpr_003675c9_w_rpr_w_rfonts_w_ascii_times_new_roman_w_hansi_times_new_roman_w_cs_times_new_roman_w_sz_w_val_24_w_szcs_w_val_24_w_lang_w_val_en_us_w_rpr_w_t_w_t_w_r_w_r_w_rpr_w_rfonts_w_ascii_times_new_roman_w_hansi_times_new_roman_w_cs_times_new_roman_w_sz_w_val_24_w_szcs_w_val_24_w_lang_w_val_en_us_w_rpr_w_t_address_w_t_w_r_w_prooferr_w_type_spellend_w_r_w_rsidrpr_003675c9_w_rpr_w_rfonts_w_ascii_times_new_roman_w_hansi_times_new_roman_w_cs_times_new_roman_w_sz_w_val_24_w_szcs_w_val_24_w_lang_w_val_en_us_w_rpr_w_t_xml_space_preserve }}.</w:t>
+      <w:r>
+        <w:rPr>
+          <w:rFonts w:ascii="Times New Roman" w:hAnsi="Times New Roman" w:cs="Times New Roman"/>
+          <w:sz w:val="24"/>
+          <w:szCs w:val="24"/>
+          <w:lang w:val="en-US"/>
+        </w:rPr>
+        <w:t xml:space="preserve">{{ court_address }}.</w:t>
       </w:r>
     </w:p>
     <w:p>
@@ -88,7 +87,7 @@
           <w:szCs w:val="24"/>
           <w:lang w:val="en-US"/>
         </w:rPr>
-        <w:t xml:space="preserve">{{ w_t_w_r_w_r_w_rsidr_0080695f_w_rpr_w_rfonts_w_ascii_times_new_roman_w_hansi_times_new_roman_w_cs_times_new_roman_w_sz_w_val_24_w_szcs_w_val_24_w_lang_w_val_en_us_w_rpr_w_t_plaintiff_w_t_w_r_w_r_w_rsidr_0080695f_w_rsidrpr_003675c9_w_rpr_w_rfonts_w_ascii_times_new_roman_w_hansi_times_new_roman_w_cs_times_new_roman_w_sz_w_val_24_w_szcs_w_val_24_w_lang_w_val_en_us_w_rpr_w_t_xml_space_preserve }}</w:t>
+        <w:t xml:space="preserve">{{ plaintiff }}</w:t>
       </w:r>
     </w:p>
     <w:p>
@@ -143,7 +142,7 @@
           <w:szCs w:val="24"/>
           <w:lang w:val="en-US"/>
         </w:rPr>
-        <w:t xml:space="preserve">{{ w_t_w_r_w_prooferr_w_type_spellstart_w_r_w_rsidr_0080695f_w_rpr_w_rfonts_w_ascii_times_new_roman_w_hansi_times_new_roman_w_cs_times_new_roman_w_sz_w_val_24_w_szcs_w_val_24_w_lang_w_val_en_us_w_rpr_w_t_plaintiff_w_t_w_r_w_r_w_rsidr_0080695f_w_rsidrpr_003675c9_w_rpr_w_rfonts_w_ascii_times_new_roman_w_hansi_times_new_roman_w_cs_times_new_roman_w_sz_w_val_24_w_szcs_w_val_24_w_lang_w_val_en_us_w_rpr_w_t_w_t_w_r_w_r_w_rsidr_0080695f_w_rpr_w_rfonts_w_ascii_times_new_roman_w_hansi_times_new_roman_w_cs_times_new_roman_w_sz_w_val_24_w_szcs_w_val_24_w_lang_w_val_en_us_w_rpr_w_t_representative_w_t_w_r_w_prooferr_w_type_spellend_w_r_w_rsidr_0080695f_w_rsidrpr_003675c9_w_rpr_w_rfonts_w_ascii_times_new_roman_w_hansi_times_new_roman_w_cs_times_new_roman_w_sz_w_val_24_w_szcs_w_val_24_w_lang_w_val_en_us_w_rpr_w_t_xml_space_preserve }}</w:t>
+        <w:t xml:space="preserve">{{ plaintiff_representative }}</w:t>
       </w:r>
     </w:p>
     <w:p>
@@ -204,15 +203,14 @@
           <w:lang w:val="en-US"/>
         </w:rPr>
       </w:pPr>
-      <w:proofErr w:type="gramStart"/>
-      <w:r>
-        <w:rPr>
-          <w:rFonts w:ascii="Times New Roman" w:hAnsi="Times New Roman" w:cs="Times New Roman"/>
-          <w:sz w:val="24"/>
-          <w:szCs w:val="24"/>
-          <w:lang w:val="en-US"/>
-        </w:rPr>
-        <w:t xml:space="preserve">{{ w_t_w_r_w_prooferr_w_type_spellstart_w_r_w_rpr_w_rfonts_w_ascii_times_new_roman_w_hansi_times_new_roman_w_cs_times_new_roman_w_sz_w_val_24_w_szcs_w_val_24_w_lang_w_val_en_us_w_rpr_w_t_defendant_w_t_w_r_w_prooferr_w_type_gramend_w_r_w_rsidrpr_003675c9_w_rpr_w_rfonts_w_ascii_times_new_roman_w_hansi_times_new_roman_w_cs_times_new_roman_w_sz_w_val_24_w_szcs_w_val_24_w_lang_w_val_en_us_w_rpr_w_t_w_t_w_r_w_r_w_rpr_w_rfonts_w_ascii_times_new_roman_w_hansi_times_new_roman_w_cs_times_new_roman_w_sz_w_val_24_w_szcs_w_val_24_w_lang_w_val_en_us_w_rpr_w_t_id_w_t_w_r_w_prooferr_w_type_spellend_w_r_w_rsidrpr_003675c9_w_rpr_w_rfonts_w_ascii_times_new_roman_w_hansi_times_new_roman_w_cs_times_new_roman_w_sz_w_val_24_w_szcs_w_val_24_w_lang_w_val_en_us_w_rpr_w_t_xml_space_preserve }}</w:t>
+      <w:r>
+        <w:rPr>
+          <w:rFonts w:ascii="Times New Roman" w:hAnsi="Times New Roman" w:cs="Times New Roman"/>
+          <w:sz w:val="24"/>
+          <w:szCs w:val="24"/>
+          <w:lang w:val="en-US"/>
+        </w:rPr>
+        <w:t xml:space="preserve">{{ defendant_id }}</w:t>
       </w:r>
     </w:p>
     <w:p>
@@ -276,7 +274,7 @@
           <w:szCs w:val="24"/>
           <w:lang w:val="en-US"/>
         </w:rPr>
-        <w:t xml:space="preserve">{{ w_t_w_r_w_prooferr_w_type_spellstart_w_r_w_rsidr_0080695f_w_rpr_w_rfonts_w_ascii_times_new_roman_w_hansi_times_new_roman_w_cs_times_new_roman_w_sz_w_val_24_w_szcs_w_val_24_w_lang_w_val_en_us_w_rpr_w_t_registration_address_w_t_w_r_w_prooferr_w_type_spellend_w_r_w_rsidr_0080695f_w_rpr_w_rfonts_w_ascii_times_new_roman_w_hansi_times_new_roman_w_cs_times_new_roman_w_sz_w_val_24_w_szcs_w_val_24_w_lang_w_val_en_us_w_rpr_w_t_xml_space_preserve }}</w:t>
+        <w:t xml:space="preserve">{{ registration_address }}</w:t>
       </w:r>
     </w:p>
     <w:p>
@@ -320,7 +318,7 @@
           <w:sz w:val="24"/>
           <w:szCs w:val="24"/>
         </w:rPr>
-        <w:t xml:space="preserve"> {{ w_t_w_r_w_r_w_rsidr_0080695f_w_rpr_w_rfonts_w_ascii_times_new_roman_w_hansi_times_new_roman_w_cs_times_new_roman_w_sz_w_val_24_w_szcs_w_val_24_w_lang_w_val_en_us_w_rpr_w_t_plaintiff_w_t_w_r_w_r_w_rsidr_0080695f_w_rsidrpr_0080695f_w_rpr_w_rfonts_w_ascii_times_new_roman_w_hansi_times_new_roman_w_cs_times_new_roman_w_sz_w_val_24_w_szcs_w_val_24_w_rpr_w_t_xml_space_preserve }}</w:t>
+        <w:t xml:space="preserve"> {{ plaintiff }}</w:t>
       </w:r>
       <w:r>
         <w:rPr>
@@ -336,7 +334,7 @@
           <w:sz w:val="24"/>
           <w:szCs w:val="24"/>
         </w:rPr>
-        <w:t xml:space="preserve">{{ w_t_w_r_w_r_w_rsidr_0080695f_w_rpr_w_rfonts_w_ascii_times_new_roman_w_hansi_times_new_roman_w_cs_times_new_roman_w_sz_w_val_24_w_szcs_w_val_24_w_lang_w_val_en_us_w_rpr_w_t_job_w_t_w_r_w_r_w_rsidr_0080695f_w_rsidrpr_0080695f_w_rpr_w_rfonts_w_ascii_times_new_roman_w_hansi_times_new_roman_w_cs_times_new_roman_w_sz_w_val_24_w_szcs_w_val_24_w_rpr_w_t_w_t_w_r_w_r_w_rsidr_0080695f_w_rpr_w_rfonts_w_ascii_times_new_roman_w_hansi_times_new_roman_w_cs_times_new_roman_w_sz_w_val_24_w_szcs_w_val_24_w_lang_w_val_en_us_w_rpr_w_t_title_w_t_w_r_w_r_w_rsidr_0080695f_w_rsidrpr_0080695f_w_rpr_w_rfonts_w_ascii_times_new_roman_w_hansi_times_new_roman_w_cs_times_new_roman_w_sz_w_val_24_w_szcs_w_val_24_w_rpr_w_t_xml_space_preserve }}</w:t>
+        <w:t xml:space="preserve">{{ job_title }}</w:t>
       </w:r>
       <w:r>
         <w:rPr>
@@ -352,7 +350,7 @@
           <w:sz w:val="24"/>
           <w:szCs w:val="24"/>
         </w:rPr>
-        <w:t xml:space="preserve">{{ w_t_w_r_w_r_w_rsidr_0080695f_w_rpr_w_rfonts_w_ascii_times_new_roman_w_hansi_times_new_roman_w_cs_times_new_roman_w_sz_w_val_24_w_szcs_w_val_24_w_lang_w_val_en_us_w_rpr_w_t_work_w_t_w_r_w_r_w_rsidr_0080695f_w_rsidrpr_0080695f_w_rpr_w_rfonts_w_ascii_times_new_roman_w_hansi_times_new_roman_w_cs_times_new_roman_w_sz_w_val_24_w_szcs_w_val_24_w_rpr_w_t_w_t_w_r_w_r_w_rsidr_0080695f_w_rpr_w_rfonts_w_ascii_times_new_roman_w_hansi_times_new_roman_w_cs_times_new_roman_w_sz_w_val_24_w_szcs_w_val_24_w_lang_w_val_en_us_w_rpr_w_t_place_w_t_w_r_w_r_w_rsidr_0080695f_w_rsidrpr_0080695f_w_rpr_w_rfonts_w_ascii_times_new_roman_w_hansi_times_new_roman_w_cs_times_new_roman_w_sz_w_val_24_w_szcs_w_val_24_w_rpr_w_t_xml_space_preserve }}</w:t>
+        <w:t xml:space="preserve">{{ work_place }}</w:t>
       </w:r>
       <w:r>
         <w:rPr>
@@ -368,7 +366,7 @@
           <w:sz w:val="24"/>
           <w:szCs w:val="24"/>
         </w:rPr>
-        <w:t xml:space="preserve">{{ w_t_w_r_w_r_w_rsidr_0080695f_w_rpr_w_rfonts_w_ascii_times_new_roman_w_hansi_times_new_roman_w_cs_times_new_roman_w_sz_w_val_24_w_szcs_w_val_24_w_lang_w_val_en_us_w_rpr_w_t_date_w_t_w_r_w_r_w_rsidr_0080695f_w_rsidrpr_0080695f_w_rpr_w_rfonts_w_ascii_times_new_roman_w_hansi_times_new_roman_w_cs_times_new_roman_w_sz_w_val_24_w_szcs_w_val_24_w_rpr_w_t_w_t_w_r_w_r_w_rsidr_0080695f_w_rpr_w_rfonts_w_ascii_times_new_roman_w_hansi_times_new_roman_w_cs_times_new_roman_w_sz_w_val_24_w_szcs_w_val_24_w_lang_w_val_en_us_w_rpr_w_t_from_w_t_w_r_w_r_w_rsidr_0080695f_w_rsidrpr_0080695f_w_rpr_w_rfonts_w_ascii_times_new_roman_w_hansi_times_new_roman_w_cs_times_new_roman_w_sz_w_val_24_w_szcs_w_val_24_w_rpr_w_t_xml_space_preserve }} </w:t>
+        <w:t xml:space="preserve">{{ date_from }} </w:t>
       </w:r>
       <w:r>
         <w:rPr>
@@ -392,7 +390,7 @@
           <w:sz w:val="24"/>
           <w:szCs w:val="24"/>
         </w:rPr>
-        <w:t xml:space="preserve">{{ w_t_w_r_w_r_w_rsidr_0080695f_w_rpr_w_rfonts_w_ascii_times_new_roman_w_hansi_times_new_roman_w_cs_times_new_roman_w_sz_w_val_24_w_szcs_w_val_24_w_lang_w_val_en_us_w_rpr_w_t_name_w_t_w_r_w_r_w_rsidr_0080695f_w_rsidrpr_0080695f_w_rpr_w_rfonts_w_ascii_times_new_roman_w_hansi_times_new_roman_w_cs_times_new_roman_w_sz_w_val_24_w_szcs_w_val_24_w_rpr_w_t_w_t_w_r_w_r_w_rsidr_0080695f_w_rpr_w_rfonts_w_ascii_times_new_roman_w_hansi_times_new_roman_w_cs_times_new_roman_w_sz_w_val_24_w_szcs_w_val_24_w_lang_w_val_en_us_w_rpr_w_t_org_w_t_w_r_w_r_w_rsidr_0080695f_w_rsidrpr_0080695f_w_rpr_w_rfonts_w_ascii_times_new_roman_w_hansi_times_new_roman_w_cs_times_new_roman_w_sz_w_val_24_w_szcs_w_val_24_w_rpr_w_t_xml_space_preserve }} {{ w_t_w_r_w_r_w_rsidr_0080695f_w_rpr_w_rfonts_w_ascii_times_new_roman_w_hansi_times_new_roman_w_cs_times_new_roman_w_sz_w_val_24_w_szcs_w_val_24_w_lang_w_val_en_us_w_rpr_w_t_name_w_t_w_r_w_r_w_rsidr_0080695f_w_rsidrpr_0080695f_w_rpr_w_rfonts_w_ascii_times_new_roman_w_hansi_times_new_roman_w_cs_times_new_roman_w_sz_w_val_24_w_szcs_w_val_24_w_rpr_w_t_w_t_w_r_w_r_w_rsidr_0080695f_w_rpr_w_rfonts_w_ascii_times_new_roman_w_hansi_times_new_roman_w_cs_times_new_roman_w_sz_w_val_24_w_szcs_w_val_24_w_lang_w_val_en_us_w_rpr_w_t_director_w_t_w_r_w_r_w_rsidr_0080695f_w_rsidrpr_0080695f_w_rpr_w_rfonts_w_ascii_times_new_roman_w_hansi_times_new_roman_w_cs_times_new_roman_w_sz_w_val_24_w_szcs_w_val_24_w_rpr_w_t_xml_space_preserve }} </w:t>
+        <w:t xml:space="preserve">{{ name_org }} {{ name_director }} </w:t>
       </w:r>
       <w:r>
         <w:rPr>
@@ -408,7 +406,7 @@
           <w:sz w:val="24"/>
           <w:szCs w:val="24"/>
         </w:rPr>
-        <w:t xml:space="preserve">{{ w_t_w_r_w_r_w_rsidr_0080695f_w_rpr_w_rfonts_w_ascii_times_new_roman_w_hansi_times_new_roman_w_cs_times_new_roman_w_sz_w_val_24_w_szcs_w_val_24_w_lang_w_val_en_us_w_rpr_w_t_date_w_t_w_r_w_r_w_rsidr_0080695f_w_rsidrpr_0080695f_w_rpr_w_rfonts_w_ascii_times_new_roman_w_hansi_times_new_roman_w_cs_times_new_roman_w_sz_w_val_24_w_szcs_w_val_24_w_rpr_w_t_w_t_w_r_w_r_w_rsidr_0080695f_w_rpr_w_rfonts_w_ascii_times_new_roman_w_hansi_times_new_roman_w_cs_times_new_roman_w_sz_w_val_24_w_szcs_w_val_24_w_lang_w_val_en_us_w_rpr_w_t_order_w_t_w_r_w_r_w_rsidr_0080695f_w_rsidrpr_0080695f_w_rpr_w_rfonts_w_ascii_times_new_roman_w_hansi_times_new_roman_w_cs_times_new_roman_w_sz_w_val_24_w_szcs_w_val_24_w_rpr_w_t_xml_space_preserve }}</w:t>
+        <w:t xml:space="preserve">{{ date_order }}</w:t>
       </w:r>
       <w:r>
         <w:rPr>
@@ -424,7 +422,7 @@
           <w:sz w:val="24"/>
           <w:szCs w:val="24"/>
         </w:rPr>
-        <w:t xml:space="preserve">{{ w_t_w_r_w_r_w_rsidr_0080695f_w_rpr_w_rfonts_w_ascii_times_new_roman_w_hansi_times_new_roman_w_cs_times_new_roman_w_sz_w_val_24_w_szcs_w_val_24_w_lang_w_val_en_us_w_rpr_w_t_number_w_t_w_r_w_r_w_rsidr_0080695f_w_rsidrpr_0080695f_w_rpr_w_rfonts_w_ascii_times_new_roman_w_hansi_times_new_roman_w_cs_times_new_roman_w_sz_w_val_24_w_szcs_w_val_24_w_rpr_w_t_w_t_w_r_w_r_w_rsidr_0080695f_w_rpr_w_rfonts_w_ascii_times_new_roman_w_hansi_times_new_roman_w_cs_times_new_roman_w_sz_w_val_24_w_szcs_w_val_24_w_lang_w_val_en_us_w_rpr_w_t_order_w_t_w_r_w_r_w_rsidr_0080695f_w_rsidrpr_0080695f_w_rpr_w_rfonts_w_ascii_times_new_roman_w_hansi_times_new_roman_w_cs_times_new_roman_w_sz_w_val_24_w_szcs_w_val_24_w_rpr_w_t_xml_space_preserve }}</w:t>
+        <w:t xml:space="preserve">{{ number_order }}</w:t>
       </w:r>
       <w:r>
         <w:rPr>
@@ -440,7 +438,7 @@
           <w:sz w:val="24"/>
           <w:szCs w:val="24"/>
         </w:rPr>
-        <w:t xml:space="preserve">{{ w_t_w_r_w_r_w_rsidr_0080695f_w_rpr_w_rfonts_w_ascii_times_new_roman_w_hansi_times_new_roman_w_cs_times_new_roman_w_sz_w_val_24_w_szcs_w_val_24_w_lang_w_val_en_us_w_rpr_w_t_reason_w_t_w_r_w_r_w_rsidr_0080695f_w_rsidrpr_0080695f_w_rpr_w_rfonts_w_ascii_times_new_roman_w_hansi_times_new_roman_w_cs_times_new_roman_w_sz_w_val_24_w_szcs_w_val_24_w_rpr_w_t_xml_space_preserve }}</w:t>
+        <w:t xml:space="preserve">{{ reason }}</w:t>
       </w:r>
       <w:r>
         <w:rPr>
@@ -474,7 +472,7 @@
           <w:sz w:val="24"/>
           <w:szCs w:val="24"/>
         </w:rPr>
-        <w:t xml:space="preserve"> {{ w_t_w_r_w_r_w_rsidr_0080695f_w_rpr_w_rfonts_w_ascii_times_new_roman_w_hansi_times_new_roman_w_cs_times_new_roman_w_sz_w_val_24_w_szcs_w_val_24_w_lang_w_val_en_us_w_rpr_w_t_details_w_t_w_r_w_r_w_rsidr_0080695f_w_rsidrpr_0080695f_w_rpr_w_rfonts_w_ascii_times_new_roman_w_hansi_times_new_roman_w_cs_times_new_roman_w_sz_w_val_24_w_szcs_w_val_24_w_rpr_w_t_xml_space_preserve }}</w:t>
+        <w:t xml:space="preserve"> {{ details }}</w:t>
       </w:r>
       <w:r>
         <w:rPr>
@@ -532,7 +530,7 @@
           <w:sz w:val="24"/>
           <w:szCs w:val="24"/>
         </w:rPr>
-        <w:t xml:space="preserve">{{ w_t_w_r_w_r_w_rsidr_0080695f_w_rpr_w_rfonts_w_ascii_times_new_roman_w_hansi_times_new_roman_w_cs_times_new_roman_w_sz_w_val_24_w_szcs_w_val_24_w_lang_w_val_en_us_w_rpr_w_t_name_w_t_w_r_w_r_w_rsidr_0080695f_w_rsidrpr_0080695f_w_rpr_w_rfonts_w_ascii_times_new_roman_w_hansi_times_new_roman_w_cs_times_new_roman_w_sz_w_val_24_w_szcs_w_val_24_w_rpr_w_t_w_t_w_r_w_r_w_rsidr_0080695f_w_rpr_w_rfonts_w_ascii_times_new_roman_w_hansi_times_new_roman_w_cs_times_new_roman_w_sz_w_val_24_w_szcs_w_val_24_w_lang_w_val_en_us_w_rpr_w_t_director_w_t_w_r_w_r_w_rsidr_0080695f_w_rsidrpr_0080695f_w_rpr_w_rfonts_w_ascii_times_new_roman_w_hansi_times_new_roman_w_cs_times_new_roman_w_sz_w_val_24_w_szcs_w_val_24_w_rpr_w_t_xml_space_preserve }} {{ w_t_w_r_w_r_w_rsidr_0080695f_w_rpr_w_rfonts_w_ascii_times_new_roman_w_hansi_times_new_roman_w_cs_times_new_roman_w_sz_w_val_24_w_szcs_w_val_24_w_lang_w_val_en_us_w_rpr_w_t_name_w_t_w_r_w_r_w_rsidr_0080695f_w_rsidrpr_0080695f_w_rpr_w_rfonts_w_ascii_times_new_roman_w_hansi_times_new_roman_w_cs_times_new_roman_w_sz_w_val_24_w_szcs_w_val_24_w_rpr_w_t_w_t_w_r_w_r_w_rsidr_0080695f_w_rpr_w_rfonts_w_ascii_times_new_roman_w_hansi_times_new_roman_w_cs_times_new_roman_w_sz_w_val_24_w_szcs_w_val_24_w_lang_w_val_en_us_w_rpr_w_t_org_w_t_w_r_w_r_w_rsidr_0080695f_w_rsidrpr_0080695f_w_rpr_w_rfonts_w_ascii_times_new_roman_w_hansi_times_new_roman_w_cs_times_new_roman_w_sz_w_val_24_w_szcs_w_val_24_w_rpr_w_t_xml_space_preserve }}</w:t>
+        <w:t xml:space="preserve">{{ name_director }} {{ name_org }}</w:t>
       </w:r>
       <w:r>
         <w:rPr>
@@ -548,7 +546,7 @@
           <w:sz w:val="24"/>
           <w:szCs w:val="24"/>
         </w:rPr>
-        <w:t xml:space="preserve">{{ w_t_w_r_w_r_w_rsidr_0080695f_w_rpr_w_rfonts_w_ascii_times_new_roman_w_hansi_times_new_roman_w_cs_times_new_roman_w_sz_w_val_24_w_szcs_w_val_24_w_lang_w_val_en_us_w_rpr_w_t_date_w_t_w_r_w_r_w_rsidr_0080695f_w_rsidrpr_0080695f_w_rpr_w_rfonts_w_ascii_times_new_roman_w_hansi_times_new_roman_w_cs_times_new_roman_w_sz_w_val_24_w_szcs_w_val_24_w_rpr_w_t_w_t_w_r_w_r_w_rsidr_0080695f_w_rpr_w_rfonts_w_ascii_times_new_roman_w_hansi_times_new_roman_w_cs_times_new_roman_w_sz_w_val_24_w_szcs_w_val_24_w_lang_w_val_en_us_w_rpr_w_t_order_w_t_w_r_w_r_w_rsidr_0080695f_w_rsidrpr_0080695f_w_rpr_w_rfonts_w_ascii_times_new_roman_w_hansi_times_new_roman_w_cs_times_new_roman_w_sz_w_val_24_w_szcs_w_val_24_w_rpr_w_t_xml_space_preserve }}</w:t>
+        <w:t xml:space="preserve">{{ date_order }}</w:t>
       </w:r>
       <w:r>
         <w:rPr>
@@ -564,7 +562,7 @@
           <w:sz w:val="24"/>
           <w:szCs w:val="24"/>
         </w:rPr>
-        <w:t xml:space="preserve">{{ w_t_w_r_w_r_w_rsidr_0080695f_w_rpr_w_rfonts_w_ascii_times_new_roman_w_hansi_times_new_roman_w_cs_times_new_roman_w_sz_w_val_24_w_szcs_w_val_24_w_lang_w_val_en_us_w_rpr_w_t_number_w_t_w_r_w_r_w_rsidr_0080695f_w_rsidrpr_0080695f_w_rpr_w_rfonts_w_ascii_times_new_roman_w_hansi_times_new_roman_w_cs_times_new_roman_w_sz_w_val_24_w_szcs_w_val_24_w_rpr_w_t_w_t_w_r_w_r_w_rsidr_0080695f_w_rpr_w_rfonts_w_ascii_times_new_roman_w_hansi_times_new_roman_w_cs_times_new_roman_w_sz_w_val_24_w_szcs_w_val_24_w_lang_w_val_en_us_w_rpr_w_t_order_w_t_w_r_w_r_w_rsidr_0080695f_w_rsidrpr_0080695f_w_rpr_w_rfonts_w_ascii_times_new_roman_w_hansi_times_new_roman_w_cs_times_new_roman_w_sz_w_val_24_w_szcs_w_val_24_w_rpr_w_t_xml_space_preserve }}</w:t>
+        <w:t xml:space="preserve">{{ number_order }}</w:t>
       </w:r>
       <w:r>
         <w:rPr>
@@ -636,7 +634,7 @@
           <w:szCs w:val="24"/>
           <w:lang w:val="en-US"/>
         </w:rPr>
-        <w:t xml:space="preserve">{{ w_t_w_r_w_r_w_rsidr_003675c9_w_rpr_w_rfonts_w_ascii_times_new_roman_w_hansi_times_new_roman_w_cs_times_new_roman_w_i_w_ics_w_sz_w_val_24_w_szcs_w_val_24_w_lang_w_val_en_us_w_rpr_w_t_signature_w_t_w_r_w_r_w_rsidrpr_0080695f_w_rpr_w_rfonts_w_ascii_times_new_roman_w_hansi_times_new_roman_w_cs_times_new_roman_w_i_w_ics_w_sz_w_val_24_w_szcs_w_val_24_w_lang_w_val_en_us_w_rpr_w_t_xml_space_preserve }}</w:t>
+        <w:t xml:space="preserve">{{ signature }}</w:t>
       </w:r>
       <w:r>
         <w:rPr>
